--- a/docs/lab1/Контрольные вопросы — лабораторная работа №1.docx
+++ b/docs/lab1/Контрольные вопросы — лабораторная работа №1.docx
@@ -1716,7 +1716,7 @@
         <w:pStyle w:val="ListNumber"/>
       </w:pPr>
       <w:r>
-        <w:t>Сервер проверяет число в диапазоне от 0 до 1600 ₽/м²; точка и запятая допустимы как разделитель.</w:t>
+        <w:t>Сервер проверяет число в диапазоне от минимальной цены 229,63 до максимальной цены 1 570,15 ₽/м²; точка и запятая допустимы как разделитель.</w:t>
       </w:r>
     </w:p>
     <w:p>
@@ -1724,7 +1724,7 @@
         <w:pStyle w:val="ListNumber"/>
       </w:pPr>
       <w:r>
-        <w:t>Без параметра используется 1600 ₽/м², поэтому отображаются все шесть опубликованных материалов.</w:t>
+        <w:t>Без параметра используется 1 570,15 ₽/м², поэтому отображаются все шесть опубликованных материалов.</w:t>
       </w:r>
     </w:p>
     <w:p>
